--- a/docs/Gecko使用说明书.docx
+++ b/docs/Gecko使用说明书.docx
@@ -86,7 +86,7 @@
           <w:color w:val="5B5F66"/>
           <w:sz w:val="22"/>
         </w:rPr>
-        <w:t>v1.5.0 · 2026-09-23</w:t>
+        <w:t>v1.5.1 · 2026-09-23</w:t>
       </w:r>
     </w:p>
     <w:tbl>
@@ -185,7 +185,7 @@
                 <w:color w:val="17181A"/>
                 <w:sz w:val="19"/>
               </w:rPr>
-              <w:t>v1.5.0（与引擎 ENGINE_VERSION 一致）</w:t>
+              <w:t>v1.5.1（与引擎 ENGINE_VERSION 一致）</w:t>
             </w:r>
           </w:p>
         </w:tc>
@@ -1817,7 +1817,7 @@
           <w:color w:val="1F3B57"/>
           <w:sz w:val="18"/>
         </w:rPr>
-        <w:t xml:space="preserve">  解压 Gecko_v1.5.0_Windows_x64.zip  -&gt;  双击 Gecko.exe</w:t>
+        <w:t xml:space="preserve">  解压 Gecko_v1.5.1_Windows_x64.zip  -&gt;  双击 Gecko.exe</w:t>
       </w:r>
       <w:r>
         <w:br/>
@@ -14510,6 +14510,52 @@
                 <w:sz w:val="19"/>
               </w:rPr>
               <w:t>主要变化</w:t>
+            </w:r>
+          </w:p>
+        </w:tc>
+      </w:tr>
+      <w:tr>
+        <w:tc>
+          <w:tcPr>
+            <w:tcW w:type="dxa" w:w="1361"/>
+          </w:tcPr>
+          <w:p>
+            <w:pPr>
+              <w:spacing w:after="20"/>
+            </w:pPr>
+            <w:r>
+              <w:t>v1.5.1</w:t>
+            </w:r>
+            <w:r>
+              <w:rPr>
+                <w:rFonts w:ascii="微软雅黑" w:hAnsi="微软雅黑" w:eastAsia="微软雅黑"/>
+                <w:b w:val="0"/>
+                <w:i w:val="0"/>
+                <w:color w:val="17181A"/>
+                <w:sz w:val="19"/>
+              </w:rPr>
+            </w:r>
+          </w:p>
+        </w:tc>
+        <w:tc>
+          <w:tcPr>
+            <w:tcW w:type="dxa" w:w="7483"/>
+          </w:tcPr>
+          <w:p>
+            <w:pPr>
+              <w:spacing w:after="20"/>
+            </w:pPr>
+            <w:r>
+              <w:t>修掉自愈选择器的噪声行问题：页面没有目标列表时不再把 ▼、箭头、分隔条等装饰元素当成记录抽出；--select-each 抽不到时不再回退整页凑一条记录。自愈判定新增 strict 档，容器靠自愈救回时字段只在容器内查找</w:t>
+            </w:r>
+            <w:r>
+              <w:rPr>
+                <w:rFonts w:ascii="微软雅黑" w:hAnsi="微软雅黑" w:eastAsia="微软雅黑"/>
+                <w:b w:val="0"/>
+                <w:i w:val="0"/>
+                <w:color w:val="17181A"/>
+                <w:sz w:val="19"/>
+              </w:rPr>
             </w:r>
           </w:p>
         </w:tc>

--- a/docs/Gecko使用说明书.docx
+++ b/docs/Gecko使用说明书.docx
@@ -86,7 +86,7 @@
           <w:color w:val="5B5F66"/>
           <w:sz w:val="22"/>
         </w:rPr>
-        <w:t>v1.5.1 · 2026-09-23</w:t>
+        <w:t>v1.7.1 · 2026-09-24</w:t>
       </w:r>
     </w:p>
     <w:tbl>
@@ -185,7 +185,7 @@
                 <w:color w:val="17181A"/>
                 <w:sz w:val="19"/>
               </w:rPr>
-              <w:t>v1.5.1（与引擎 ENGINE_VERSION 一致）</w:t>
+              <w:t>v1.7.1（与引擎 ENGINE_VERSION 一致）</w:t>
             </w:r>
           </w:p>
         </w:tc>
@@ -1817,7 +1817,7 @@
           <w:color w:val="1F3B57"/>
           <w:sz w:val="18"/>
         </w:rPr>
-        <w:t xml:space="preserve">  解压 Gecko_v1.5.1_Windows_x64.zip  -&gt;  双击 Gecko.exe</w:t>
+        <w:t xml:space="preserve">  解压 Gecko_v1.7.1_Windows_x64.zip  -&gt;  双击 Gecko.exe</w:t>
       </w:r>
       <w:r>
         <w:br/>
@@ -14510,6 +14510,190 @@
                 <w:sz w:val="19"/>
               </w:rPr>
               <w:t>主要变化</w:t>
+            </w:r>
+          </w:p>
+        </w:tc>
+      </w:tr>
+      <w:tr>
+        <w:tc>
+          <w:tcPr>
+            <w:tcW w:type="dxa" w:w="1361"/>
+          </w:tcPr>
+          <w:p>
+            <w:pPr>
+              <w:spacing w:after="20"/>
+            </w:pPr>
+            <w:r>
+              <w:t>v1.7.1</w:t>
+            </w:r>
+            <w:r>
+              <w:rPr>
+                <w:rFonts w:ascii="微软雅黑" w:hAnsi="微软雅黑" w:eastAsia="微软雅黑"/>
+                <w:b w:val="0"/>
+                <w:i w:val="0"/>
+                <w:color w:val="17181A"/>
+                <w:sz w:val="19"/>
+              </w:rPr>
+            </w:r>
+          </w:p>
+        </w:tc>
+        <w:tc>
+          <w:tcPr>
+            <w:tcW w:type="dxa" w:w="7483"/>
+          </w:tcPr>
+          <w:p>
+            <w:pPr>
+              <w:spacing w:after="20"/>
+            </w:pPr>
+            <w:r>
+              <w:t>修复媒体 / 图片重复下载：下载中断后重跑，会把已经下完的文件再加 (1) 存第二份（final 由 .part 原子改名而来，存在即代表已完整下载成功），现改为直接跳过；新增 examples/video_grab_demo.py 视频抓取教学脚本（发现 → 挑选 → 下载 三段式，默认只扫描不下载）</w:t>
+            </w:r>
+            <w:r>
+              <w:rPr>
+                <w:rFonts w:ascii="微软雅黑" w:hAnsi="微软雅黑" w:eastAsia="微软雅黑"/>
+                <w:b w:val="0"/>
+                <w:i w:val="0"/>
+                <w:color w:val="17181A"/>
+                <w:sz w:val="19"/>
+              </w:rPr>
+            </w:r>
+          </w:p>
+        </w:tc>
+      </w:tr>
+      <w:tr>
+        <w:tc>
+          <w:tcPr>
+            <w:tcW w:type="dxa" w:w="1361"/>
+          </w:tcPr>
+          <w:p>
+            <w:pPr>
+              <w:spacing w:after="20"/>
+            </w:pPr>
+            <w:r>
+              <w:t>v1.7.0</w:t>
+            </w:r>
+            <w:r>
+              <w:rPr>
+                <w:rFonts w:ascii="微软雅黑" w:hAnsi="微软雅黑" w:eastAsia="微软雅黑"/>
+                <w:b w:val="0"/>
+                <w:i w:val="0"/>
+                <w:color w:val="17181A"/>
+                <w:sz w:val="19"/>
+              </w:rPr>
+            </w:r>
+          </w:p>
+        </w:tc>
+        <w:tc>
+          <w:tcPr>
+            <w:tcW w:type="dxa" w:w="7483"/>
+          </w:tcPr>
+          <w:p>
+            <w:pPr>
+              <w:spacing w:after="20"/>
+            </w:pPr>
+            <w:r>
+              <w:t>新增图片发现与下载 --image-scan / --image-download：覆盖 img@src、懒加载 data-src / data-original、srcset 最大候选、picture source、内联 CSS 背景图、OG / Twitter 分享图，产出 images.csv / images.json。发现与下载都默认关</w:t>
+            </w:r>
+            <w:r>
+              <w:rPr>
+                <w:rFonts w:ascii="微软雅黑" w:hAnsi="微软雅黑" w:eastAsia="微软雅黑"/>
+                <w:b w:val="0"/>
+                <w:i w:val="0"/>
+                <w:color w:val="17181A"/>
+                <w:sz w:val="19"/>
+              </w:rPr>
+            </w:r>
+          </w:p>
+        </w:tc>
+      </w:tr>
+      <w:tr>
+        <w:tc>
+          <w:tcPr>
+            <w:tcW w:type="dxa" w:w="1361"/>
+          </w:tcPr>
+          <w:p>
+            <w:pPr>
+              <w:spacing w:after="20"/>
+            </w:pPr>
+            <w:r>
+              <w:t>v1.6.1</w:t>
+            </w:r>
+            <w:r>
+              <w:rPr>
+                <w:rFonts w:ascii="微软雅黑" w:hAnsi="微软雅黑" w:eastAsia="微软雅黑"/>
+                <w:b w:val="0"/>
+                <w:i w:val="0"/>
+                <w:color w:val="17181A"/>
+                <w:sz w:val="19"/>
+              </w:rPr>
+            </w:r>
+          </w:p>
+        </w:tc>
+        <w:tc>
+          <w:tcPr>
+            <w:tcW w:type="dxa" w:w="7483"/>
+          </w:tcPr>
+          <w:p>
+            <w:pPr>
+              <w:spacing w:after="20"/>
+            </w:pPr>
+            <w:r>
+              <w:t>新增媒体下载 --media-download：HLS 分片流自动合并（解析 m3u8 → 并发拉分片 → ffmpeg -c copy），直链大文件走 Range 续传 + 流式写盘 + SHA256 校验；不支持续传时删残片重下，绝不追加</w:t>
+            </w:r>
+            <w:r>
+              <w:rPr>
+                <w:rFonts w:ascii="微软雅黑" w:hAnsi="微软雅黑" w:eastAsia="微软雅黑"/>
+                <w:b w:val="0"/>
+                <w:i w:val="0"/>
+                <w:color w:val="17181A"/>
+                <w:sz w:val="19"/>
+              </w:rPr>
+            </w:r>
+          </w:p>
+        </w:tc>
+      </w:tr>
+      <w:tr>
+        <w:tc>
+          <w:tcPr>
+            <w:tcW w:type="dxa" w:w="1361"/>
+          </w:tcPr>
+          <w:p>
+            <w:pPr>
+              <w:spacing w:after="20"/>
+            </w:pPr>
+            <w:r>
+              <w:t>v1.6.0</w:t>
+            </w:r>
+            <w:r>
+              <w:rPr>
+                <w:rFonts w:ascii="微软雅黑" w:hAnsi="微软雅黑" w:eastAsia="微软雅黑"/>
+                <w:b w:val="0"/>
+                <w:i w:val="0"/>
+                <w:color w:val="17181A"/>
+                <w:sz w:val="19"/>
+              </w:rPr>
+            </w:r>
+          </w:p>
+        </w:tc>
+        <w:tc>
+          <w:tcPr>
+            <w:tcW w:type="dxa" w:w="7483"/>
+          </w:tcPr>
+          <w:p>
+            <w:pPr>
+              <w:spacing w:after="20"/>
+            </w:pPr>
+            <w:r>
+              <w:t>新增媒体源发现 --media-scan：识别 video@src、source@src、audio / embed、以及内联 JS 里硬编码的视频地址，按 hls / dash / file / segment / audio 分类，产出 media.csv / media.json。只做发现、不做下载</w:t>
+            </w:r>
+            <w:r>
+              <w:rPr>
+                <w:rFonts w:ascii="微软雅黑" w:hAnsi="微软雅黑" w:eastAsia="微软雅黑"/>
+                <w:b w:val="0"/>
+                <w:i w:val="0"/>
+                <w:color w:val="17181A"/>
+                <w:sz w:val="19"/>
+              </w:rPr>
             </w:r>
           </w:p>
         </w:tc>
